--- a/tillsyn/A 34935-2025 tillsynsbegäran.docx
+++ b/tillsyn/A 34935-2025 tillsynsbegäran.docx
@@ -604,7 +604,7 @@
     <w:r>
       <w:tab/>
       <w:tab/>
-      <w:t>2025-09-22</w:t>
+      <w:t>2025-09-23</w:t>
       <w:br/>
       <w:br/>
     </w:r>

--- a/tillsyn/A 34935-2025 tillsynsbegäran.docx
+++ b/tillsyn/A 34935-2025 tillsynsbegäran.docx
@@ -604,7 +604,7 @@
     <w:r>
       <w:tab/>
       <w:tab/>
-      <w:t>2025-09-23</w:t>
+      <w:t>2025-09-24</w:t>
       <w:br/>
       <w:br/>
     </w:r>

--- a/tillsyn/A 34935-2025 tillsynsbegäran.docx
+++ b/tillsyn/A 34935-2025 tillsynsbegäran.docx
@@ -604,7 +604,7 @@
     <w:r>
       <w:tab/>
       <w:tab/>
-      <w:t>2025-09-24</w:t>
+      <w:t>2025-09-25</w:t>
       <w:br/>
       <w:br/>
     </w:r>

--- a/tillsyn/A 34935-2025 tillsynsbegäran.docx
+++ b/tillsyn/A 34935-2025 tillsynsbegäran.docx
@@ -604,7 +604,7 @@
     <w:r>
       <w:tab/>
       <w:tab/>
-      <w:t>2025-09-25</w:t>
+      <w:t>2025-09-26</w:t>
       <w:br/>
       <w:br/>
     </w:r>

--- a/tillsyn/A 34935-2025 tillsynsbegäran.docx
+++ b/tillsyn/A 34935-2025 tillsynsbegäran.docx
@@ -604,7 +604,7 @@
     <w:r>
       <w:tab/>
       <w:tab/>
-      <w:t>2025-09-26</w:t>
+      <w:t>2025-09-27</w:t>
       <w:br/>
       <w:br/>
     </w:r>

--- a/tillsyn/A 34935-2025 tillsynsbegäran.docx
+++ b/tillsyn/A 34935-2025 tillsynsbegäran.docx
@@ -604,7 +604,7 @@
     <w:r>
       <w:tab/>
       <w:tab/>
-      <w:t>2025-09-27</w:t>
+      <w:t>2025-09-28</w:t>
       <w:br/>
       <w:br/>
     </w:r>

--- a/tillsyn/A 34935-2025 tillsynsbegäran.docx
+++ b/tillsyn/A 34935-2025 tillsynsbegäran.docx
@@ -604,7 +604,7 @@
     <w:r>
       <w:tab/>
       <w:tab/>
-      <w:t>2025-09-28</w:t>
+      <w:t>2025-09-29</w:t>
       <w:br/>
       <w:br/>
     </w:r>

--- a/tillsyn/A 34935-2025 tillsynsbegäran.docx
+++ b/tillsyn/A 34935-2025 tillsynsbegäran.docx
@@ -604,7 +604,7 @@
     <w:r>
       <w:tab/>
       <w:tab/>
-      <w:t>2025-09-29</w:t>
+      <w:t>2025-09-30</w:t>
       <w:br/>
       <w:br/>
     </w:r>

--- a/tillsyn/A 34935-2025 tillsynsbegäran.docx
+++ b/tillsyn/A 34935-2025 tillsynsbegäran.docx
@@ -604,7 +604,7 @@
     <w:r>
       <w:tab/>
       <w:tab/>
-      <w:t>2025-09-30</w:t>
+      <w:t>2025-10-01</w:t>
       <w:br/>
       <w:br/>
     </w:r>

--- a/tillsyn/A 34935-2025 tillsynsbegäran.docx
+++ b/tillsyn/A 34935-2025 tillsynsbegäran.docx
@@ -604,7 +604,7 @@
     <w:r>
       <w:tab/>
       <w:tab/>
-      <w:t>2025-10-01</w:t>
+      <w:t>2025-10-02</w:t>
       <w:br/>
       <w:br/>
     </w:r>

--- a/tillsyn/A 34935-2025 tillsynsbegäran.docx
+++ b/tillsyn/A 34935-2025 tillsynsbegäran.docx
@@ -604,7 +604,7 @@
     <w:r>
       <w:tab/>
       <w:tab/>
-      <w:t>2025-10-02</w:t>
+      <w:t>2025-10-03</w:t>
       <w:br/>
       <w:br/>
     </w:r>

--- a/tillsyn/A 34935-2025 tillsynsbegäran.docx
+++ b/tillsyn/A 34935-2025 tillsynsbegäran.docx
@@ -604,7 +604,7 @@
     <w:r>
       <w:tab/>
       <w:tab/>
-      <w:t>2025-10-03</w:t>
+      <w:t>2025-10-04</w:t>
       <w:br/>
       <w:br/>
     </w:r>

--- a/tillsyn/A 34935-2025 tillsynsbegäran.docx
+++ b/tillsyn/A 34935-2025 tillsynsbegäran.docx
@@ -604,7 +604,7 @@
     <w:r>
       <w:tab/>
       <w:tab/>
-      <w:t>2025-10-04</w:t>
+      <w:t>2025-10-05</w:t>
       <w:br/>
       <w:br/>
     </w:r>

--- a/tillsyn/A 34935-2025 tillsynsbegäran.docx
+++ b/tillsyn/A 34935-2025 tillsynsbegäran.docx
@@ -604,7 +604,7 @@
     <w:r>
       <w:tab/>
       <w:tab/>
-      <w:t>2025-10-05</w:t>
+      <w:t>2025-10-06</w:t>
       <w:br/>
       <w:br/>
     </w:r>

--- a/tillsyn/A 34935-2025 tillsynsbegäran.docx
+++ b/tillsyn/A 34935-2025 tillsynsbegäran.docx
@@ -604,7 +604,7 @@
     <w:r>
       <w:tab/>
       <w:tab/>
-      <w:t>2025-10-06</w:t>
+      <w:t>2025-10-07</w:t>
       <w:br/>
       <w:br/>
     </w:r>

--- a/tillsyn/A 34935-2025 tillsynsbegäran.docx
+++ b/tillsyn/A 34935-2025 tillsynsbegäran.docx
@@ -604,7 +604,7 @@
     <w:r>
       <w:tab/>
       <w:tab/>
-      <w:t>2025-10-07</w:t>
+      <w:t>2025-10-08</w:t>
       <w:br/>
       <w:br/>
     </w:r>

--- a/tillsyn/A 34935-2025 tillsynsbegäran.docx
+++ b/tillsyn/A 34935-2025 tillsynsbegäran.docx
@@ -604,7 +604,7 @@
     <w:r>
       <w:tab/>
       <w:tab/>
-      <w:t>2025-10-08</w:t>
+      <w:t>2025-10-09</w:t>
       <w:br/>
       <w:br/>
     </w:r>

--- a/tillsyn/A 34935-2025 tillsynsbegäran.docx
+++ b/tillsyn/A 34935-2025 tillsynsbegäran.docx
@@ -604,7 +604,7 @@
     <w:r>
       <w:tab/>
       <w:tab/>
-      <w:t>2025-10-09</w:t>
+      <w:t>2025-10-10</w:t>
       <w:br/>
       <w:br/>
     </w:r>

--- a/tillsyn/A 34935-2025 tillsynsbegäran.docx
+++ b/tillsyn/A 34935-2025 tillsynsbegäran.docx
@@ -604,7 +604,7 @@
     <w:r>
       <w:tab/>
       <w:tab/>
-      <w:t>2025-10-10</w:t>
+      <w:t>2025-10-11</w:t>
       <w:br/>
       <w:br/>
     </w:r>

--- a/tillsyn/A 34935-2025 tillsynsbegäran.docx
+++ b/tillsyn/A 34935-2025 tillsynsbegäran.docx
@@ -604,7 +604,7 @@
     <w:r>
       <w:tab/>
       <w:tab/>
-      <w:t>2025-10-16</w:t>
+      <w:t>2025-10-17</w:t>
       <w:br/>
       <w:br/>
     </w:r>

--- a/tillsyn/A 34935-2025 tillsynsbegäran.docx
+++ b/tillsyn/A 34935-2025 tillsynsbegäran.docx
@@ -604,7 +604,7 @@
     <w:r>
       <w:tab/>
       <w:tab/>
-      <w:t>2025-10-17</w:t>
+      <w:t>2025-10-18</w:t>
       <w:br/>
       <w:br/>
     </w:r>

--- a/tillsyn/A 34935-2025 tillsynsbegäran.docx
+++ b/tillsyn/A 34935-2025 tillsynsbegäran.docx
@@ -604,7 +604,7 @@
     <w:r>
       <w:tab/>
       <w:tab/>
-      <w:t>2025-10-18</w:t>
+      <w:t>2025-10-19</w:t>
       <w:br/>
       <w:br/>
     </w:r>

--- a/tillsyn/A 34935-2025 tillsynsbegäran.docx
+++ b/tillsyn/A 34935-2025 tillsynsbegäran.docx
@@ -604,7 +604,7 @@
     <w:r>
       <w:tab/>
       <w:tab/>
-      <w:t>2025-10-19</w:t>
+      <w:t>2025-10-20</w:t>
       <w:br/>
       <w:br/>
     </w:r>

--- a/tillsyn/A 34935-2025 tillsynsbegäran.docx
+++ b/tillsyn/A 34935-2025 tillsynsbegäran.docx
@@ -604,7 +604,7 @@
     <w:r>
       <w:tab/>
       <w:tab/>
-      <w:t>2025-10-20</w:t>
+      <w:t>2025-10-21</w:t>
       <w:br/>
       <w:br/>
     </w:r>

--- a/tillsyn/A 34935-2025 tillsynsbegäran.docx
+++ b/tillsyn/A 34935-2025 tillsynsbegäran.docx
@@ -154,7 +154,7 @@
         <w:t>Pucciniastrum goodyerae</w:t>
       </w:r>
       <w:r>
-        <w:t xml:space="preserve"> är klassad som NE (ej bedömd) i rödlistan(SLU Artdatabanken, 2024).</w:t>
+        <w:t xml:space="preserve"> är klassad som NE (ej bedömd) i rödlistan (SLU Artdatabanken, 2024).</w:t>
       </w:r>
     </w:p>
     <w:p>
@@ -604,7 +604,7 @@
     <w:r>
       <w:tab/>
       <w:tab/>
-      <w:t>2025-10-21</w:t>
+      <w:t>2025-10-22</w:t>
       <w:br/>
       <w:br/>
     </w:r>

--- a/tillsyn/A 34935-2025 tillsynsbegäran.docx
+++ b/tillsyn/A 34935-2025 tillsynsbegäran.docx
@@ -604,7 +604,7 @@
     <w:r>
       <w:tab/>
       <w:tab/>
-      <w:t>2025-10-22</w:t>
+      <w:t>2025-10-23</w:t>
       <w:br/>
       <w:br/>
     </w:r>

--- a/tillsyn/A 34935-2025 tillsynsbegäran.docx
+++ b/tillsyn/A 34935-2025 tillsynsbegäran.docx
@@ -604,7 +604,7 @@
     <w:r>
       <w:tab/>
       <w:tab/>
-      <w:t>2025-10-23</w:t>
+      <w:t>2025-10-24</w:t>
       <w:br/>
       <w:br/>
     </w:r>

--- a/tillsyn/A 34935-2025 tillsynsbegäran.docx
+++ b/tillsyn/A 34935-2025 tillsynsbegäran.docx
@@ -604,7 +604,7 @@
     <w:r>
       <w:tab/>
       <w:tab/>
-      <w:t>2025-10-24</w:t>
+      <w:t>2025-10-25</w:t>
       <w:br/>
       <w:br/>
     </w:r>

--- a/tillsyn/A 34935-2025 tillsynsbegäran.docx
+++ b/tillsyn/A 34935-2025 tillsynsbegäran.docx
@@ -604,7 +604,7 @@
     <w:r>
       <w:tab/>
       <w:tab/>
-      <w:t>2025-10-25</w:t>
+      <w:t>2025-10-26</w:t>
       <w:br/>
       <w:br/>
     </w:r>

--- a/tillsyn/A 34935-2025 tillsynsbegäran.docx
+++ b/tillsyn/A 34935-2025 tillsynsbegäran.docx
@@ -604,7 +604,7 @@
     <w:r>
       <w:tab/>
       <w:tab/>
-      <w:t>2025-10-26</w:t>
+      <w:t>2025-10-27</w:t>
       <w:br/>
       <w:br/>
     </w:r>

--- a/tillsyn/A 34935-2025 tillsynsbegäran.docx
+++ b/tillsyn/A 34935-2025 tillsynsbegäran.docx
@@ -604,7 +604,7 @@
     <w:r>
       <w:tab/>
       <w:tab/>
-      <w:t>2025-10-27</w:t>
+      <w:t>2025-10-28</w:t>
       <w:br/>
       <w:br/>
     </w:r>

--- a/tillsyn/A 34935-2025 tillsynsbegäran.docx
+++ b/tillsyn/A 34935-2025 tillsynsbegäran.docx
@@ -604,7 +604,7 @@
     <w:r>
       <w:tab/>
       <w:tab/>
-      <w:t>2025-10-28</w:t>
+      <w:t>2025-10-29</w:t>
       <w:br/>
       <w:br/>
     </w:r>

--- a/tillsyn/A 34935-2025 tillsynsbegäran.docx
+++ b/tillsyn/A 34935-2025 tillsynsbegäran.docx
@@ -604,7 +604,7 @@
     <w:r>
       <w:tab/>
       <w:tab/>
-      <w:t>2025-10-29</w:t>
+      <w:t>2025-10-30</w:t>
       <w:br/>
       <w:br/>
     </w:r>

--- a/tillsyn/A 34935-2025 tillsynsbegäran.docx
+++ b/tillsyn/A 34935-2025 tillsynsbegäran.docx
@@ -604,7 +604,7 @@
     <w:r>
       <w:tab/>
       <w:tab/>
-      <w:t>2025-10-30</w:t>
+      <w:t>2025-10-31</w:t>
       <w:br/>
       <w:br/>
     </w:r>

--- a/tillsyn/A 34935-2025 tillsynsbegäran.docx
+++ b/tillsyn/A 34935-2025 tillsynsbegäran.docx
@@ -604,7 +604,7 @@
     <w:r>
       <w:tab/>
       <w:tab/>
-      <w:t>2025-10-31</w:t>
+      <w:t>2025-11-01</w:t>
       <w:br/>
       <w:br/>
     </w:r>

--- a/tillsyn/A 34935-2025 tillsynsbegäran.docx
+++ b/tillsyn/A 34935-2025 tillsynsbegäran.docx
@@ -604,7 +604,7 @@
     <w:r>
       <w:tab/>
       <w:tab/>
-      <w:t>2025-11-01</w:t>
+      <w:t>2025-11-02</w:t>
       <w:br/>
       <w:br/>
     </w:r>

--- a/tillsyn/A 34935-2025 tillsynsbegäran.docx
+++ b/tillsyn/A 34935-2025 tillsynsbegäran.docx
@@ -604,7 +604,7 @@
     <w:r>
       <w:tab/>
       <w:tab/>
-      <w:t>2025-11-02</w:t>
+      <w:t>2025-11-03</w:t>
       <w:br/>
       <w:br/>
     </w:r>

--- a/tillsyn/A 34935-2025 tillsynsbegäran.docx
+++ b/tillsyn/A 34935-2025 tillsynsbegäran.docx
@@ -604,7 +604,7 @@
     <w:r>
       <w:tab/>
       <w:tab/>
-      <w:t>2025-11-03</w:t>
+      <w:t>2025-11-04</w:t>
       <w:br/>
       <w:br/>
     </w:r>

--- a/tillsyn/A 34935-2025 tillsynsbegäran.docx
+++ b/tillsyn/A 34935-2025 tillsynsbegäran.docx
@@ -604,7 +604,7 @@
     <w:r>
       <w:tab/>
       <w:tab/>
-      <w:t>2025-11-04</w:t>
+      <w:t>2025-11-05</w:t>
       <w:br/>
       <w:br/>
     </w:r>

--- a/tillsyn/A 34935-2025 tillsynsbegäran.docx
+++ b/tillsyn/A 34935-2025 tillsynsbegäran.docx
@@ -604,7 +604,7 @@
     <w:r>
       <w:tab/>
       <w:tab/>
-      <w:t>2025-11-05</w:t>
+      <w:t>2025-11-06</w:t>
       <w:br/>
       <w:br/>
     </w:r>

--- a/tillsyn/A 34935-2025 tillsynsbegäran.docx
+++ b/tillsyn/A 34935-2025 tillsynsbegäran.docx
@@ -604,7 +604,7 @@
     <w:r>
       <w:tab/>
       <w:tab/>
-      <w:t>2025-11-06</w:t>
+      <w:t>2025-11-07</w:t>
       <w:br/>
       <w:br/>
     </w:r>

--- a/tillsyn/A 34935-2025 tillsynsbegäran.docx
+++ b/tillsyn/A 34935-2025 tillsynsbegäran.docx
@@ -604,7 +604,7 @@
     <w:r>
       <w:tab/>
       <w:tab/>
-      <w:t>2025-11-07</w:t>
+      <w:t>2025-11-08</w:t>
       <w:br/>
       <w:br/>
     </w:r>

--- a/tillsyn/A 34935-2025 tillsynsbegäran.docx
+++ b/tillsyn/A 34935-2025 tillsynsbegäran.docx
@@ -604,7 +604,7 @@
     <w:r>
       <w:tab/>
       <w:tab/>
-      <w:t>2025-11-08</w:t>
+      <w:t>2025-11-09</w:t>
       <w:br/>
       <w:br/>
     </w:r>

--- a/tillsyn/A 34935-2025 tillsynsbegäran.docx
+++ b/tillsyn/A 34935-2025 tillsynsbegäran.docx
@@ -604,7 +604,7 @@
     <w:r>
       <w:tab/>
       <w:tab/>
-      <w:t>2025-11-09</w:t>
+      <w:t>2025-11-10</w:t>
       <w:br/>
       <w:br/>
     </w:r>

--- a/tillsyn/A 34935-2025 tillsynsbegäran.docx
+++ b/tillsyn/A 34935-2025 tillsynsbegäran.docx
@@ -604,7 +604,7 @@
     <w:r>
       <w:tab/>
       <w:tab/>
-      <w:t>2025-11-10</w:t>
+      <w:t>2025-11-11</w:t>
       <w:br/>
       <w:br/>
     </w:r>

--- a/tillsyn/A 34935-2025 tillsynsbegäran.docx
+++ b/tillsyn/A 34935-2025 tillsynsbegäran.docx
@@ -604,7 +604,7 @@
     <w:r>
       <w:tab/>
       <w:tab/>
-      <w:t>2025-11-11</w:t>
+      <w:t>2025-11-12</w:t>
       <w:br/>
       <w:br/>
     </w:r>

--- a/tillsyn/A 34935-2025 tillsynsbegäran.docx
+++ b/tillsyn/A 34935-2025 tillsynsbegäran.docx
@@ -604,7 +604,7 @@
     <w:r>
       <w:tab/>
       <w:tab/>
-      <w:t>2025-11-12</w:t>
+      <w:t>2025-11-13</w:t>
       <w:br/>
       <w:br/>
     </w:r>

--- a/tillsyn/A 34935-2025 tillsynsbegäran.docx
+++ b/tillsyn/A 34935-2025 tillsynsbegäran.docx
@@ -604,7 +604,7 @@
     <w:r>
       <w:tab/>
       <w:tab/>
-      <w:t>2025-11-13</w:t>
+      <w:t>2025-11-14</w:t>
       <w:br/>
       <w:br/>
     </w:r>

--- a/tillsyn/A 34935-2025 tillsynsbegäran.docx
+++ b/tillsyn/A 34935-2025 tillsynsbegäran.docx
@@ -604,7 +604,7 @@
     <w:r>
       <w:tab/>
       <w:tab/>
-      <w:t>2025-11-14</w:t>
+      <w:t>2025-11-15</w:t>
       <w:br/>
       <w:br/>
     </w:r>

--- a/tillsyn/A 34935-2025 tillsynsbegäran.docx
+++ b/tillsyn/A 34935-2025 tillsynsbegäran.docx
@@ -604,7 +604,7 @@
     <w:r>
       <w:tab/>
       <w:tab/>
-      <w:t>2025-11-15</w:t>
+      <w:t>2025-11-20</w:t>
       <w:br/>
       <w:br/>
     </w:r>

--- a/tillsyn/A 34935-2025 tillsynsbegäran.docx
+++ b/tillsyn/A 34935-2025 tillsynsbegäran.docx
@@ -604,7 +604,7 @@
     <w:r>
       <w:tab/>
       <w:tab/>
-      <w:t>2025-11-20</w:t>
+      <w:t>2025-11-21</w:t>
       <w:br/>
       <w:br/>
     </w:r>

--- a/tillsyn/A 34935-2025 tillsynsbegäran.docx
+++ b/tillsyn/A 34935-2025 tillsynsbegäran.docx
@@ -604,7 +604,7 @@
     <w:r>
       <w:tab/>
       <w:tab/>
-      <w:t>2025-11-21</w:t>
+      <w:t>2025-11-22</w:t>
       <w:br/>
       <w:br/>
     </w:r>

--- a/tillsyn/A 34935-2025 tillsynsbegäran.docx
+++ b/tillsyn/A 34935-2025 tillsynsbegäran.docx
@@ -604,7 +604,7 @@
     <w:r>
       <w:tab/>
       <w:tab/>
-      <w:t>2025-11-22</w:t>
+      <w:t>2025-11-23</w:t>
       <w:br/>
       <w:br/>
     </w:r>

--- a/tillsyn/A 34935-2025 tillsynsbegäran.docx
+++ b/tillsyn/A 34935-2025 tillsynsbegäran.docx
@@ -604,7 +604,7 @@
     <w:r>
       <w:tab/>
       <w:tab/>
-      <w:t>2025-11-23</w:t>
+      <w:t>2025-11-24</w:t>
       <w:br/>
       <w:br/>
     </w:r>

--- a/tillsyn/A 34935-2025 tillsynsbegäran.docx
+++ b/tillsyn/A 34935-2025 tillsynsbegäran.docx
@@ -604,7 +604,7 @@
     <w:r>
       <w:tab/>
       <w:tab/>
-      <w:t>2025-11-24</w:t>
+      <w:t>2025-11-25</w:t>
       <w:br/>
       <w:br/>
     </w:r>

--- a/tillsyn/A 34935-2025 tillsynsbegäran.docx
+++ b/tillsyn/A 34935-2025 tillsynsbegäran.docx
@@ -604,7 +604,7 @@
     <w:r>
       <w:tab/>
       <w:tab/>
-      <w:t>2025-11-25</w:t>
+      <w:t>2025-11-26</w:t>
       <w:br/>
       <w:br/>
     </w:r>

--- a/tillsyn/A 34935-2025 tillsynsbegäran.docx
+++ b/tillsyn/A 34935-2025 tillsynsbegäran.docx
@@ -604,7 +604,7 @@
     <w:r>
       <w:tab/>
       <w:tab/>
-      <w:t>2025-11-26</w:t>
+      <w:t>2025-11-27</w:t>
       <w:br/>
       <w:br/>
     </w:r>

--- a/tillsyn/A 34935-2025 tillsynsbegäran.docx
+++ b/tillsyn/A 34935-2025 tillsynsbegäran.docx
@@ -604,7 +604,7 @@
     <w:r>
       <w:tab/>
       <w:tab/>
-      <w:t>2025-11-27</w:t>
+      <w:t>2025-11-28</w:t>
       <w:br/>
       <w:br/>
     </w:r>

--- a/tillsyn/A 34935-2025 tillsynsbegäran.docx
+++ b/tillsyn/A 34935-2025 tillsynsbegäran.docx
@@ -604,7 +604,7 @@
     <w:r>
       <w:tab/>
       <w:tab/>
-      <w:t>2025-11-28</w:t>
+      <w:t>2025-11-29</w:t>
       <w:br/>
       <w:br/>
     </w:r>

--- a/tillsyn/A 34935-2025 tillsynsbegäran.docx
+++ b/tillsyn/A 34935-2025 tillsynsbegäran.docx
@@ -604,7 +604,7 @@
     <w:r>
       <w:tab/>
       <w:tab/>
-      <w:t>2025-11-29</w:t>
+      <w:t>2025-11-30</w:t>
       <w:br/>
       <w:br/>
     </w:r>

--- a/tillsyn/A 34935-2025 tillsynsbegäran.docx
+++ b/tillsyn/A 34935-2025 tillsynsbegäran.docx
@@ -604,7 +604,7 @@
     <w:r>
       <w:tab/>
       <w:tab/>
-      <w:t>2025-11-30</w:t>
+      <w:t>2025-12-01</w:t>
       <w:br/>
       <w:br/>
     </w:r>

--- a/tillsyn/A 34935-2025 tillsynsbegäran.docx
+++ b/tillsyn/A 34935-2025 tillsynsbegäran.docx
@@ -604,7 +604,7 @@
     <w:r>
       <w:tab/>
       <w:tab/>
-      <w:t>2025-12-01</w:t>
+      <w:t>2025-12-02</w:t>
       <w:br/>
       <w:br/>
     </w:r>

--- a/tillsyn/A 34935-2025 tillsynsbegäran.docx
+++ b/tillsyn/A 34935-2025 tillsynsbegäran.docx
@@ -604,7 +604,7 @@
     <w:r>
       <w:tab/>
       <w:tab/>
-      <w:t>2025-12-02</w:t>
+      <w:t>2025-12-03</w:t>
       <w:br/>
       <w:br/>
     </w:r>

--- a/tillsyn/A 34935-2025 tillsynsbegäran.docx
+++ b/tillsyn/A 34935-2025 tillsynsbegäran.docx
@@ -604,7 +604,7 @@
     <w:r>
       <w:tab/>
       <w:tab/>
-      <w:t>2025-12-03</w:t>
+      <w:t>2025-12-04</w:t>
       <w:br/>
       <w:br/>
     </w:r>

--- a/tillsyn/A 34935-2025 tillsynsbegäran.docx
+++ b/tillsyn/A 34935-2025 tillsynsbegäran.docx
@@ -604,7 +604,7 @@
     <w:r>
       <w:tab/>
       <w:tab/>
-      <w:t>2025-12-04</w:t>
+      <w:t>2025-12-05</w:t>
       <w:br/>
       <w:br/>
     </w:r>

--- a/tillsyn/A 34935-2025 tillsynsbegäran.docx
+++ b/tillsyn/A 34935-2025 tillsynsbegäran.docx
@@ -604,7 +604,7 @@
     <w:r>
       <w:tab/>
       <w:tab/>
-      <w:t>2025-12-05</w:t>
+      <w:t>2025-12-06</w:t>
       <w:br/>
       <w:br/>
     </w:r>

--- a/tillsyn/A 34935-2025 tillsynsbegäran.docx
+++ b/tillsyn/A 34935-2025 tillsynsbegäran.docx
@@ -604,7 +604,7 @@
     <w:r>
       <w:tab/>
       <w:tab/>
-      <w:t>2025-12-06</w:t>
+      <w:t>2025-12-07</w:t>
       <w:br/>
       <w:br/>
     </w:r>

--- a/tillsyn/A 34935-2025 tillsynsbegäran.docx
+++ b/tillsyn/A 34935-2025 tillsynsbegäran.docx
@@ -604,7 +604,7 @@
     <w:r>
       <w:tab/>
       <w:tab/>
-      <w:t>2025-12-07</w:t>
+      <w:t>2025-12-08</w:t>
       <w:br/>
       <w:br/>
     </w:r>

--- a/tillsyn/A 34935-2025 tillsynsbegäran.docx
+++ b/tillsyn/A 34935-2025 tillsynsbegäran.docx
@@ -604,7 +604,7 @@
     <w:r>
       <w:tab/>
       <w:tab/>
-      <w:t>2025-12-08</w:t>
+      <w:t>2025-12-09</w:t>
       <w:br/>
       <w:br/>
     </w:r>

--- a/tillsyn/A 34935-2025 tillsynsbegäran.docx
+++ b/tillsyn/A 34935-2025 tillsynsbegäran.docx
@@ -604,7 +604,7 @@
     <w:r>
       <w:tab/>
       <w:tab/>
-      <w:t>2025-12-09</w:t>
+      <w:t>2025-12-10</w:t>
       <w:br/>
       <w:br/>
     </w:r>

--- a/tillsyn/A 34935-2025 tillsynsbegäran.docx
+++ b/tillsyn/A 34935-2025 tillsynsbegäran.docx
@@ -604,7 +604,7 @@
     <w:r>
       <w:tab/>
       <w:tab/>
-      <w:t>2025-12-10</w:t>
+      <w:t>2025-12-11</w:t>
       <w:br/>
       <w:br/>
     </w:r>

--- a/tillsyn/A 34935-2025 tillsynsbegäran.docx
+++ b/tillsyn/A 34935-2025 tillsynsbegäran.docx
@@ -604,7 +604,7 @@
     <w:r>
       <w:tab/>
       <w:tab/>
-      <w:t>2025-12-11</w:t>
+      <w:t>2025-12-12</w:t>
       <w:br/>
       <w:br/>
     </w:r>

--- a/tillsyn/A 34935-2025 tillsynsbegäran.docx
+++ b/tillsyn/A 34935-2025 tillsynsbegäran.docx
@@ -604,7 +604,7 @@
     <w:r>
       <w:tab/>
       <w:tab/>
-      <w:t>2025-12-12</w:t>
+      <w:t>2025-12-13</w:t>
       <w:br/>
       <w:br/>
     </w:r>

--- a/tillsyn/A 34935-2025 tillsynsbegäran.docx
+++ b/tillsyn/A 34935-2025 tillsynsbegäran.docx
@@ -604,7 +604,7 @@
     <w:r>
       <w:tab/>
       <w:tab/>
-      <w:t>2025-12-19</w:t>
+      <w:t>2025-12-20</w:t>
       <w:br/>
       <w:br/>
     </w:r>

--- a/tillsyn/A 34935-2025 tillsynsbegäran.docx
+++ b/tillsyn/A 34935-2025 tillsynsbegäran.docx
@@ -604,7 +604,7 @@
     <w:r>
       <w:tab/>
       <w:tab/>
-      <w:t>2025-12-20</w:t>
+      <w:t>2025-12-21</w:t>
       <w:br/>
       <w:br/>
     </w:r>

--- a/tillsyn/A 34935-2025 tillsynsbegäran.docx
+++ b/tillsyn/A 34935-2025 tillsynsbegäran.docx
@@ -604,7 +604,7 @@
     <w:r>
       <w:tab/>
       <w:tab/>
-      <w:t>2025-12-21</w:t>
+      <w:t>2025-12-22</w:t>
       <w:br/>
       <w:br/>
     </w:r>

--- a/tillsyn/A 34935-2025 tillsynsbegäran.docx
+++ b/tillsyn/A 34935-2025 tillsynsbegäran.docx
@@ -604,7 +604,7 @@
     <w:r>
       <w:tab/>
       <w:tab/>
-      <w:t>2025-12-22</w:t>
+      <w:t>2025-12-26</w:t>
       <w:br/>
       <w:br/>
     </w:r>

--- a/tillsyn/A 34935-2025 tillsynsbegäran.docx
+++ b/tillsyn/A 34935-2025 tillsynsbegäran.docx
@@ -126,6 +126,17 @@
       </w:r>
       <w:r>
         <w:t>(artikel 1). Vidare att de åtgärder som vidtas inte får leda till en försämring av den nuvarande situationen beträffande bevarandet av de fågelarter som avses i artikel 1 (artikel 13). Fågeldirektivet är styrande för tillsynsansvariga myndigheters ärendehantering, ställningstaganden och beslutsfattande.</w:t>
+      </w:r>
+    </w:p>
+    <w:p>
+      <w:r>
+        <w:rPr>
+          <w:b/>
+        </w:rPr>
+        <w:t>Grönsångare (NT, §4)</w:t>
+      </w:r>
+      <w:r>
+        <w:t xml:space="preserve"> är rödlistad som nära hotad (NT) och fridlyst enligt 4§ artskyddsförordningen. Den har minskat med 17 (6–24) % under de senaste 10 åren och minskningstakten för den svenska populationen bedöms vara nära gränsvärdet för Sårbar (VU). (A2b). Arten häckar i högstammig skog, främst lövskog men även i granskog, i regel utan kraftigare undervegetation. Den förekommer i södra och mellersta Sverige samt i Norrlands kustland norrut till Norrbotten. Förekommer dessutom sällsynt i Norrlands inland (SLU Artdatabanken, 2024). Orsaken till grönsångarens nedgång och är oklar varvid det är viktigt att försiktighetsprincipen enligt 2 kap. 3 § miljöbalken tillämpas för att bevara artens livsmiljöer och vända den negativa trenden.</w:t>
       </w:r>
     </w:p>
     <w:p>
@@ -604,7 +615,7 @@
     <w:r>
       <w:tab/>
       <w:tab/>
-      <w:t>2026-01-03</w:t>
+      <w:t>2026-01-04</w:t>
       <w:br/>
       <w:br/>
     </w:r>

--- a/tillsyn/A 34935-2025 tillsynsbegäran.docx
+++ b/tillsyn/A 34935-2025 tillsynsbegäran.docx
@@ -615,7 +615,7 @@
     <w:r>
       <w:tab/>
       <w:tab/>
-      <w:t>2026-01-07</w:t>
+      <w:t>2026-01-08</w:t>
       <w:br/>
       <w:br/>
     </w:r>

--- a/tillsyn/A 34935-2025 tillsynsbegäran.docx
+++ b/tillsyn/A 34935-2025 tillsynsbegäran.docx
@@ -615,7 +615,7 @@
     <w:r>
       <w:tab/>
       <w:tab/>
-      <w:t>2026-01-08</w:t>
+      <w:t>2026-01-09</w:t>
       <w:br/>
       <w:br/>
     </w:r>

--- a/tillsyn/A 34935-2025 tillsynsbegäran.docx
+++ b/tillsyn/A 34935-2025 tillsynsbegäran.docx
@@ -615,7 +615,7 @@
     <w:r>
       <w:tab/>
       <w:tab/>
-      <w:t>2026-01-09</w:t>
+      <w:t>2026-01-10</w:t>
       <w:br/>
       <w:br/>
     </w:r>

--- a/tillsyn/A 34935-2025 tillsynsbegäran.docx
+++ b/tillsyn/A 34935-2025 tillsynsbegäran.docx
@@ -615,7 +615,7 @@
     <w:r>
       <w:tab/>
       <w:tab/>
-      <w:t>2026-01-10</w:t>
+      <w:t>2026-01-11</w:t>
       <w:br/>
       <w:br/>
     </w:r>

--- a/tillsyn/A 34935-2025 tillsynsbegäran.docx
+++ b/tillsyn/A 34935-2025 tillsynsbegäran.docx
@@ -615,7 +615,7 @@
     <w:r>
       <w:tab/>
       <w:tab/>
-      <w:t>2026-01-11</w:t>
+      <w:t>2026-01-12</w:t>
       <w:br/>
       <w:br/>
     </w:r>

--- a/tillsyn/A 34935-2025 tillsynsbegäran.docx
+++ b/tillsyn/A 34935-2025 tillsynsbegäran.docx
@@ -615,7 +615,7 @@
     <w:r>
       <w:tab/>
       <w:tab/>
-      <w:t>2026-01-12</w:t>
+      <w:t>2026-01-13</w:t>
       <w:br/>
       <w:br/>
     </w:r>

--- a/tillsyn/A 34935-2025 tillsynsbegäran.docx
+++ b/tillsyn/A 34935-2025 tillsynsbegäran.docx
@@ -615,7 +615,7 @@
     <w:r>
       <w:tab/>
       <w:tab/>
-      <w:t>2026-01-13</w:t>
+      <w:t>2026-01-14</w:t>
       <w:br/>
       <w:br/>
     </w:r>

--- a/tillsyn/A 34935-2025 tillsynsbegäran.docx
+++ b/tillsyn/A 34935-2025 tillsynsbegäran.docx
@@ -615,7 +615,7 @@
     <w:r>
       <w:tab/>
       <w:tab/>
-      <w:t>2026-01-14</w:t>
+      <w:t>2026-01-15</w:t>
       <w:br/>
       <w:br/>
     </w:r>

--- a/tillsyn/A 34935-2025 tillsynsbegäran.docx
+++ b/tillsyn/A 34935-2025 tillsynsbegäran.docx
@@ -615,7 +615,7 @@
     <w:r>
       <w:tab/>
       <w:tab/>
-      <w:t>2026-01-15</w:t>
+      <w:t>2026-01-16</w:t>
       <w:br/>
       <w:br/>
     </w:r>

--- a/tillsyn/A 34935-2025 tillsynsbegäran.docx
+++ b/tillsyn/A 34935-2025 tillsynsbegäran.docx
@@ -615,7 +615,7 @@
     <w:r>
       <w:tab/>
       <w:tab/>
-      <w:t>2026-01-16</w:t>
+      <w:t>2026-01-17</w:t>
       <w:br/>
       <w:br/>
     </w:r>

--- a/tillsyn/A 34935-2025 tillsynsbegäran.docx
+++ b/tillsyn/A 34935-2025 tillsynsbegäran.docx
@@ -615,7 +615,7 @@
     <w:r>
       <w:tab/>
       <w:tab/>
-      <w:t>2026-01-17</w:t>
+      <w:t>2026-01-18</w:t>
       <w:br/>
       <w:br/>
     </w:r>

--- a/tillsyn/A 34935-2025 tillsynsbegäran.docx
+++ b/tillsyn/A 34935-2025 tillsynsbegäran.docx
@@ -615,7 +615,7 @@
     <w:r>
       <w:tab/>
       <w:tab/>
-      <w:t>2026-01-18</w:t>
+      <w:t>2026-01-19</w:t>
       <w:br/>
       <w:br/>
     </w:r>

--- a/tillsyn/A 34935-2025 tillsynsbegäran.docx
+++ b/tillsyn/A 34935-2025 tillsynsbegäran.docx
@@ -615,7 +615,7 @@
     <w:r>
       <w:tab/>
       <w:tab/>
-      <w:t>2026-01-19</w:t>
+      <w:t>2026-01-20</w:t>
       <w:br/>
       <w:br/>
     </w:r>

--- a/tillsyn/A 34935-2025 tillsynsbegäran.docx
+++ b/tillsyn/A 34935-2025 tillsynsbegäran.docx
@@ -615,7 +615,7 @@
     <w:r>
       <w:tab/>
       <w:tab/>
-      <w:t>2026-01-20</w:t>
+      <w:t>2026-01-21</w:t>
       <w:br/>
       <w:br/>
     </w:r>

--- a/tillsyn/A 34935-2025 tillsynsbegäran.docx
+++ b/tillsyn/A 34935-2025 tillsynsbegäran.docx
@@ -615,7 +615,7 @@
     <w:r>
       <w:tab/>
       <w:tab/>
-      <w:t>2026-01-21</w:t>
+      <w:t>2026-01-23</w:t>
       <w:br/>
       <w:br/>
     </w:r>

--- a/tillsyn/A 34935-2025 tillsynsbegäran.docx
+++ b/tillsyn/A 34935-2025 tillsynsbegäran.docx
@@ -615,7 +615,7 @@
     <w:r>
       <w:tab/>
       <w:tab/>
-      <w:t>2026-01-23</w:t>
+      <w:t>2026-01-24</w:t>
       <w:br/>
       <w:br/>
     </w:r>

--- a/tillsyn/A 34935-2025 tillsynsbegäran.docx
+++ b/tillsyn/A 34935-2025 tillsynsbegäran.docx
@@ -615,7 +615,7 @@
     <w:r>
       <w:tab/>
       <w:tab/>
-      <w:t>2026-01-24</w:t>
+      <w:t>2026-01-25</w:t>
       <w:br/>
       <w:br/>
     </w:r>

--- a/tillsyn/A 34935-2025 tillsynsbegäran.docx
+++ b/tillsyn/A 34935-2025 tillsynsbegäran.docx
@@ -615,7 +615,7 @@
     <w:r>
       <w:tab/>
       <w:tab/>
-      <w:t>2026-01-25</w:t>
+      <w:t>2026-01-26</w:t>
       <w:br/>
       <w:br/>
     </w:r>

--- a/tillsyn/A 34935-2025 tillsynsbegäran.docx
+++ b/tillsyn/A 34935-2025 tillsynsbegäran.docx
@@ -615,7 +615,7 @@
     <w:r>
       <w:tab/>
       <w:tab/>
-      <w:t>2026-01-26</w:t>
+      <w:t>2026-01-27</w:t>
       <w:br/>
       <w:br/>
     </w:r>

--- a/tillsyn/A 34935-2025 tillsynsbegäran.docx
+++ b/tillsyn/A 34935-2025 tillsynsbegäran.docx
@@ -615,7 +615,7 @@
     <w:r>
       <w:tab/>
       <w:tab/>
-      <w:t>2026-01-27</w:t>
+      <w:t>2026-01-28</w:t>
       <w:br/>
       <w:br/>
     </w:r>

--- a/tillsyn/A 34935-2025 tillsynsbegäran.docx
+++ b/tillsyn/A 34935-2025 tillsynsbegäran.docx
@@ -147,7 +147,25 @@
         <w:t>Knärot (VU, §8)</w:t>
       </w:r>
       <w:r>
-        <w:t xml:space="preserve"> är rödlistad som sårbar och fridlyst enligt 8§ artskyddsförordningen. En nyligen genomförd analys av 79 floraväktarlokaler indikerar att det behövs någonstans mellan 100 och 150 meters skyddszon för att en knärotspopulation inte ska dö ut på lång sikt (Sebestyén &amp; Sundberg, 2025). Detta ligger väl i linje med tidigare genomförda studier som visar att det krävs väl tilltagna buffertzoner för att knäroten inte ska ta skada av skogsbruksåtgärder i intilliggande skog (Johnson, 2014; Koelmeijer m.fl., 2022; Skogsstyrelsen, 2022). Arten är även känslig för gallring vilket framgår av Skogsstyrelsens egen vägledning för hänsyn till knärot (Skogsstyrelsen, 2022). För rika förekomster av knärot är reservatsbildning eller biotopskydd lämpliga åtgärder för att skydda den. På knärot kan den sällsynta rostsvampen </w:t>
+        <w:t xml:space="preserve"> är typisk art för </w:t>
+      </w:r>
+      <w:r>
+        <w:rPr>
+          <w:i/>
+        </w:rPr>
+        <w:t xml:space="preserve">9010 Taiga </w:t>
+      </w:r>
+      <w:r>
+        <w:t>och</w:t>
+      </w:r>
+      <w:r>
+        <w:rPr>
+          <w:i/>
+        </w:rPr>
+        <w:t xml:space="preserve"> 9050 Näringsrik granskog</w:t>
+      </w:r>
+      <w:r>
+        <w:t xml:space="preserve">, rödlistad som sårbar och fridlyst enligt 8§ artskyddsförordningen. En nyligen genomförd analys av 79 floraväktarlokaler indikerar att det behövs någonstans mellan 100 och 150 meters skyddszon för att en knärotspopulation inte ska dö ut på lång sikt (Sebestyén &amp; Sundberg, 2025). Detta ligger väl i linje med tidigare genomförda studier som visar att det krävs väl tilltagna buffertzoner för att knäroten inte ska ta skada av skogsbruksåtgärder i intilliggande skog (Johnson, 2014; Koelmeijer m.fl., 2022; Skogsstyrelsen, 2022). Arten är även känslig för gallring vilket framgår av Skogsstyrelsens egen vägledning för hänsyn till knärot (Skogsstyrelsen, 2022). För rika förekomster av knärot är reservatsbildning eller biotopskydd lämpliga åtgärder för att skydda den. På knärot kan den sällsynta rostsvampen </w:t>
       </w:r>
       <w:r>
         <w:rPr>
@@ -233,7 +251,25 @@
         <w:t>Spillkråka (NT, §4)</w:t>
       </w:r>
       <w:r>
-        <w:t xml:space="preserve"> är rödlistad som nära hotad och ingår i bilaga 1 i EU:s fågeldirektiv. Den minskar i population på grund av minskad tillgång på lämpliga bo- och födoträd och minskad födotillgång. Spillkråkans minskningstakt har uppgått till 19 (24–10) % under de senaste 15 åren. Minskningstakten för den svenska populationen bedöms vara nära gränsvärdet för Sårbar (VU) (A2bc). Skogsbruk med korta omloppstider och täta, homogena ungskogar utgör det största hotet, (SLU Artdatabanken, 2023).</w:t>
+        <w:t xml:space="preserve"> är rödlistad som nära hotad och ingår i bilaga 1 i EU:s fågeldirektiv. Den minskar i population på grund av minskad tillgång på lämpliga bo- och födoträd och minskad födotillgång. Spillkråkans minskningstakt har uppgått till 19 (24–10) % under de senaste 15 åren. Minskningstakten för den svenska populationen bedöms vara nära gränsvärdet för Sårbar (VU) (A2bc). Skogsbruk med korta omloppstider och täta, homogena ungskogar utgör det största hotet. Spillkråka är typisk art för </w:t>
+      </w:r>
+      <w:r>
+        <w:rPr>
+          <w:i/>
+        </w:rPr>
+        <w:t xml:space="preserve">9010 Taiga </w:t>
+      </w:r>
+      <w:r>
+        <w:t>och</w:t>
+      </w:r>
+      <w:r>
+        <w:rPr>
+          <w:i/>
+        </w:rPr>
+        <w:t xml:space="preserve"> 9740 Skogsbevuxen myr </w:t>
+      </w:r>
+      <w:r>
+        <w:t>(SLU Artdatabanken, 2023).</w:t>
       </w:r>
     </w:p>
     <w:p>
@@ -264,7 +300,25 @@
     </w:p>
     <w:p>
       <w:r>
-        <w:t>Knärot är fridlyst enligt 8 och 15 §§ artskyddsförordningen och klassad som sårbar (VU) enligt rödlistan 2020. Knärot är beroende av hög och jämn luftfuktighet i gamla, ostörda skogsmiljöer och är känslig för snabba förändringar av ljus-/vindförhållanden eller uttorkning. På grund av ett alltför intensivt skogsbruk har den minskat med 40 (25–50) % under de senaste 60 åren och i framtiden bedöms minskningstakten uppgå till 30 (20–40) %. Till följd av att arten har en dokumenterat högre minskningstakt i förhållande till sin generationstid än vad som tidigare varit känt (data från Riksskogstaxeringen) höjdes den till hotkategori sårbar (VU) i rödlistan 2020 (SLU Artdatabanken, 2024).</w:t>
+        <w:t xml:space="preserve">Knärot är typisk art för </w:t>
+      </w:r>
+      <w:r>
+        <w:rPr>
+          <w:i/>
+        </w:rPr>
+        <w:t xml:space="preserve">9010 Taiga </w:t>
+      </w:r>
+      <w:r>
+        <w:t>och</w:t>
+      </w:r>
+      <w:r>
+        <w:rPr>
+          <w:i/>
+        </w:rPr>
+        <w:t xml:space="preserve"> 9050 Näringsrik granskog</w:t>
+      </w:r>
+      <w:r>
+        <w:t>, fridlyst enligt 8 och 15 §§ artskyddsförordningen och klassad som sårbar (VU) enligt rödlistan 2020. Knärot är beroende av hög och jämn luftfuktighet i gamla, ostörda skogsmiljöer och är känslig för snabba förändringar av ljus-/vindförhållanden eller uttorkning. På grund av ett alltför intensivt skogsbruk har den minskat med 40 (25–50) % under de senaste 60 åren och i framtiden bedöms minskningstakten uppgå till 30 (20–40) %. Till följd av att arten har en dokumenterat högre minskningstakt i förhållande till sin generationstid än vad som tidigare varit känt (data från Riksskogstaxeringen) höjdes den till hotkategori sårbar (VU) i rödlistan 2020 (SLU Artdatabanken, 2024).</w:t>
       </w:r>
     </w:p>
     <w:p>
@@ -457,12 +511,30 @@
     </w:p>
     <w:p>
       <w:r>
-        <w:t>Spillkråka (NT) är rödlistad som nära hotad, fridlyst enligt §4 Artskyddsförordningen och ingår i bilaga 1 i EU:s fågeldirektiv. Spillkråka lever i både barr- och blandskog liksom i ren lövskog. De tätaste populationerna tenderar att finnas i äldre, variationsrik blandskog med gott om död ved och gamla träd.</w:t>
+        <w:t xml:space="preserve">Spillkråka (NT) är rödlistad som nära hotad, fridlyst enligt §4 Artskyddsförordningen, typisk art för </w:t>
+      </w:r>
+      <w:r>
+        <w:rPr>
+          <w:i/>
+        </w:rPr>
+        <w:t xml:space="preserve">9010 Taiga </w:t>
+      </w:r>
+      <w:r>
+        <w:t>och</w:t>
+      </w:r>
+      <w:r>
+        <w:rPr>
+          <w:i/>
+        </w:rPr>
+        <w:t xml:space="preserve"> 9740 Skogsbevuxen myr</w:t>
+      </w:r>
+      <w:r>
+        <w:t xml:space="preserve"> och ingår i bilaga 1 i EU:s fågeldirektiv. Spillkråka lever i både barr- och blandskog liksom i ren lövskog. De tätaste populationerna tenderar att finnas i äldre, variationsrik blandskog med gott om död ved och gamla träd.</w:t>
       </w:r>
     </w:p>
     <w:p>
       <w:r>
-        <w:t>Varje par utnyttjar 400–1000 hektar skog beroende på skogens kvalitet. En minskning av populationen pågår på grund av minskad tillgång på lämpliga bo- och födoträd och minskad födotillgång. Spillkråkans minskningstakt har uppgått till 19 (24–10) % under de senaste 15 åren. Minskningstakten för den svenska populationen bedöms vara nära gränsvärdet för Sårbar (VU) (A2bc). Skogsbruk med korta omloppstider och täta, homogena ungskogar utgör det största hotet (Artdatabanken 2023).</w:t>
+        <w:t>Varje par utnyttjar 400–1000 hektar skog beroende på skogens kvalitet. En minskning av populationen pågår på grund av minskad tillgång på lämpliga bo- och födoträd och minskad födotillgång. Spillkråkans minskningstakt har uppgått till 19 (24–10) % under de senaste 15 åren. Minskningstakten för den svenska populationen bedöms vara nära gränsvärdet för Sårbar (VU) (A2bc). Skogsbruk med korta omloppstider och täta, homogena ungskogar utgör det största hotet (SLU Artdatabanken 2023).</w:t>
       </w:r>
     </w:p>
     <w:p>
@@ -615,7 +687,7 @@
     <w:r>
       <w:tab/>
       <w:tab/>
-      <w:t>2026-01-28</w:t>
+      <w:t>2026-01-29</w:t>
       <w:br/>
       <w:br/>
     </w:r>

--- a/tillsyn/A 34935-2025 tillsynsbegäran.docx
+++ b/tillsyn/A 34935-2025 tillsynsbegäran.docx
@@ -687,7 +687,7 @@
     <w:r>
       <w:tab/>
       <w:tab/>
-      <w:t>2026-01-29</w:t>
+      <w:t>2026-01-30</w:t>
       <w:br/>
       <w:br/>
     </w:r>

--- a/tillsyn/A 34935-2025 tillsynsbegäran.docx
+++ b/tillsyn/A 34935-2025 tillsynsbegäran.docx
@@ -687,7 +687,7 @@
     <w:r>
       <w:tab/>
       <w:tab/>
-      <w:t>2026-01-30</w:t>
+      <w:t>2026-01-31</w:t>
       <w:br/>
       <w:br/>
     </w:r>

--- a/tillsyn/A 34935-2025 tillsynsbegäran.docx
+++ b/tillsyn/A 34935-2025 tillsynsbegäran.docx
@@ -687,7 +687,7 @@
     <w:r>
       <w:tab/>
       <w:tab/>
-      <w:t>2026-01-31</w:t>
+      <w:t>2026-02-01</w:t>
       <w:br/>
       <w:br/>
     </w:r>

--- a/tillsyn/A 34935-2025 tillsynsbegäran.docx
+++ b/tillsyn/A 34935-2025 tillsynsbegäran.docx
@@ -687,7 +687,7 @@
     <w:r>
       <w:tab/>
       <w:tab/>
-      <w:t>2026-02-22</w:t>
+      <w:t>2026-02-23</w:t>
       <w:br/>
       <w:br/>
     </w:r>

--- a/tillsyn/A 34935-2025 tillsynsbegäran.docx
+++ b/tillsyn/A 34935-2025 tillsynsbegäran.docx
@@ -687,7 +687,7 @@
     <w:r>
       <w:tab/>
       <w:tab/>
-      <w:t>2026-02-23</w:t>
+      <w:t>2026-02-24</w:t>
       <w:br/>
       <w:br/>
     </w:r>

--- a/tillsyn/A 34935-2025 tillsynsbegäran.docx
+++ b/tillsyn/A 34935-2025 tillsynsbegäran.docx
@@ -687,7 +687,7 @@
     <w:r>
       <w:tab/>
       <w:tab/>
-      <w:t>2026-02-24</w:t>
+      <w:t>2026-02-25</w:t>
       <w:br/>
       <w:br/>
     </w:r>

--- a/tillsyn/A 34935-2025 tillsynsbegäran.docx
+++ b/tillsyn/A 34935-2025 tillsynsbegäran.docx
@@ -687,7 +687,7 @@
     <w:r>
       <w:tab/>
       <w:tab/>
-      <w:t>2026-02-25</w:t>
+      <w:t>2026-02-26</w:t>
       <w:br/>
       <w:br/>
     </w:r>

--- a/tillsyn/A 34935-2025 tillsynsbegäran.docx
+++ b/tillsyn/A 34935-2025 tillsynsbegäran.docx
@@ -687,7 +687,7 @@
     <w:r>
       <w:tab/>
       <w:tab/>
-      <w:t>2026-02-26</w:t>
+      <w:t>2026-02-28</w:t>
       <w:br/>
       <w:br/>
     </w:r>

--- a/tillsyn/A 34935-2025 tillsynsbegäran.docx
+++ b/tillsyn/A 34935-2025 tillsynsbegäran.docx
@@ -687,7 +687,7 @@
     <w:r>
       <w:tab/>
       <w:tab/>
-      <w:t>2026-02-28</w:t>
+      <w:t>2026-03-01</w:t>
       <w:br/>
       <w:br/>
     </w:r>

--- a/tillsyn/A 34935-2025 tillsynsbegäran.docx
+++ b/tillsyn/A 34935-2025 tillsynsbegäran.docx
@@ -687,7 +687,7 @@
     <w:r>
       <w:tab/>
       <w:tab/>
-      <w:t>2026-03-01</w:t>
+      <w:t>2026-03-02</w:t>
       <w:br/>
       <w:br/>
     </w:r>

--- a/tillsyn/A 34935-2025 tillsynsbegäran.docx
+++ b/tillsyn/A 34935-2025 tillsynsbegäran.docx
@@ -687,7 +687,7 @@
     <w:r>
       <w:tab/>
       <w:tab/>
-      <w:t>2026-03-02</w:t>
+      <w:t>2026-03-03</w:t>
       <w:br/>
       <w:br/>
     </w:r>

--- a/tillsyn/A 34935-2025 tillsynsbegäran.docx
+++ b/tillsyn/A 34935-2025 tillsynsbegäran.docx
@@ -687,7 +687,7 @@
     <w:r>
       <w:tab/>
       <w:tab/>
-      <w:t>2026-03-03</w:t>
+      <w:t>2026-03-04</w:t>
       <w:br/>
       <w:br/>
     </w:r>

--- a/tillsyn/A 34935-2025 tillsynsbegäran.docx
+++ b/tillsyn/A 34935-2025 tillsynsbegäran.docx
@@ -687,7 +687,7 @@
     <w:r>
       <w:tab/>
       <w:tab/>
-      <w:t>2026-03-04</w:t>
+      <w:t>2026-03-05</w:t>
       <w:br/>
       <w:br/>
     </w:r>

--- a/tillsyn/A 34935-2025 tillsynsbegäran.docx
+++ b/tillsyn/A 34935-2025 tillsynsbegäran.docx
@@ -687,7 +687,7 @@
     <w:r>
       <w:tab/>
       <w:tab/>
-      <w:t>2026-03-05</w:t>
+      <w:t>2026-03-06</w:t>
       <w:br/>
       <w:br/>
     </w:r>

--- a/tillsyn/A 34935-2025 tillsynsbegäran.docx
+++ b/tillsyn/A 34935-2025 tillsynsbegäran.docx
@@ -687,7 +687,7 @@
     <w:r>
       <w:tab/>
       <w:tab/>
-      <w:t>2026-03-06</w:t>
+      <w:t>2026-03-07</w:t>
       <w:br/>
       <w:br/>
     </w:r>

--- a/tillsyn/A 34935-2025 tillsynsbegäran.docx
+++ b/tillsyn/A 34935-2025 tillsynsbegäran.docx
@@ -687,7 +687,7 @@
     <w:r>
       <w:tab/>
       <w:tab/>
-      <w:t>2026-03-07</w:t>
+      <w:t>2026-03-08</w:t>
       <w:br/>
       <w:br/>
     </w:r>

--- a/tillsyn/A 34935-2025 tillsynsbegäran.docx
+++ b/tillsyn/A 34935-2025 tillsynsbegäran.docx
@@ -687,7 +687,7 @@
     <w:r>
       <w:tab/>
       <w:tab/>
-      <w:t>2026-03-08</w:t>
+      <w:t>2026-03-09</w:t>
       <w:br/>
       <w:br/>
     </w:r>

--- a/tillsyn/A 34935-2025 tillsynsbegäran.docx
+++ b/tillsyn/A 34935-2025 tillsynsbegäran.docx
@@ -687,7 +687,7 @@
     <w:r>
       <w:tab/>
       <w:tab/>
-      <w:t>2026-03-09</w:t>
+      <w:t>2026-03-10</w:t>
       <w:br/>
       <w:br/>
     </w:r>

--- a/tillsyn/A 34935-2025 tillsynsbegäran.docx
+++ b/tillsyn/A 34935-2025 tillsynsbegäran.docx
@@ -251,7 +251,7 @@
         <w:t>Spillkråka (NT, §4)</w:t>
       </w:r>
       <w:r>
-        <w:t xml:space="preserve"> är rödlistad som nära hotad och ingår i bilaga 1 i EU:s fågeldirektiv. Den minskar i population på grund av minskad tillgång på lämpliga bo- och födoträd och minskad födotillgång. Spillkråkans minskningstakt har uppgått till 19 (24–10) % under de senaste 15 åren. Minskningstakten för den svenska populationen bedöms vara nära gränsvärdet för Sårbar (VU) (A2bc). Skogsbruk med korta omloppstider och täta, homogena ungskogar utgör det största hotet. Spillkråka är typisk art för </w:t>
+        <w:t xml:space="preserve"> är rödlistad som nära hotad och ingår i bilaga 1 i EU:s fågeldirektiv. Den minskar i population på grund av minskad tillgång på lämpliga bo- och födoträd och minskad födotillgång. Spillkråkans minskningstakt har uppgått till 19 (24–10) % under de senaste 15 åren och bedöms vara nära gränsvärdet för Sårbar (VU) (A2bc). Spillkråka är en nyckelart i skogliga miljöer vars övergivna bohål utnyttjas av flera andra hålhäckande fågelarter och fladdermöss. Den behöver grova träd, främst tall, asp och bok som boträd. Skogsbruk med korta omloppstider och täta, homogena ungskogar utgör det största hotet. Spillkråka är typisk art för </w:t>
       </w:r>
       <w:r>
         <w:rPr>
@@ -269,7 +269,7 @@
         <w:t xml:space="preserve"> 9740 Skogsbevuxen myr </w:t>
       </w:r>
       <w:r>
-        <w:t>(SLU Artdatabanken, 2023).</w:t>
+        <w:t>(SLU Artdatabanken, 2025; Skogsstyrelsen 2016).</w:t>
       </w:r>
     </w:p>
     <w:p>
@@ -529,7 +529,7 @@
         <w:t xml:space="preserve"> 9740 Skogsbevuxen myr</w:t>
       </w:r>
       <w:r>
-        <w:t xml:space="preserve"> och ingår i bilaga 1 i EU:s fågeldirektiv. Spillkråka lever i både barr- och blandskog liksom i ren lövskog. De tätaste populationerna tenderar att finnas i äldre, variationsrik blandskog med gott om död ved och gamla träd.</w:t>
+        <w:t xml:space="preserve"> och ingår i bilaga 1 i EU:s fågeldirektiv. Spillkråka lever i både barr- och blandskog liksom i ren lövskog. De tätaste populationerna tenderar att finnas i äldre, variationsrik blandskog med gott om död ved och gamla träd. Spillkråka är en nyckelart i skogliga miljöer vars övergivna bohål utnyttjas av flera andra hålhäckande fågelarter och fladdermöss (SLU Artdatabanken, 2023; Skogsstyrelsen 2016).</w:t>
       </w:r>
     </w:p>
     <w:p>
@@ -547,7 +547,21 @@
     </w:p>
     <w:p>
       <w:r>
-        <w:t xml:space="preserve">SLU Artdatabanken, 2021. </w:t>
+        <w:t xml:space="preserve">Skogsstyrelsen, 2016. </w:t>
+      </w:r>
+      <w:r>
+        <w:rPr>
+          <w:i/>
+        </w:rPr>
+        <w:t xml:space="preserve">Vägledning för hänsyn till spillkråka. </w:t>
+      </w:r>
+      <w:r>
+        <w:t>Vägledningar och kunskapsstöd artskydd – Skogsstyrelsen.</w:t>
+      </w:r>
+    </w:p>
+    <w:p>
+      <w:r>
+        <w:t xml:space="preserve">SLU Artdatabanken, 2023. </w:t>
       </w:r>
       <w:r>
         <w:rPr>
@@ -687,7 +701,7 @@
     <w:r>
       <w:tab/>
       <w:tab/>
-      <w:t>2026-03-10</w:t>
+      <w:t>2026-03-11</w:t>
       <w:br/>
       <w:br/>
     </w:r>

--- a/tillsyn/A 34935-2025 tillsynsbegäran.docx
+++ b/tillsyn/A 34935-2025 tillsynsbegäran.docx
@@ -701,7 +701,7 @@
     <w:r>
       <w:tab/>
       <w:tab/>
-      <w:t>2026-03-11</w:t>
+      <w:t>2026-03-12</w:t>
       <w:br/>
       <w:br/>
     </w:r>

--- a/tillsyn/A 34935-2025 tillsynsbegäran.docx
+++ b/tillsyn/A 34935-2025 tillsynsbegäran.docx
@@ -701,7 +701,7 @@
     <w:r>
       <w:tab/>
       <w:tab/>
-      <w:t>2026-03-12</w:t>
+      <w:t>2026-03-13</w:t>
       <w:br/>
       <w:br/>
     </w:r>

--- a/tillsyn/A 34935-2025 tillsynsbegäran.docx
+++ b/tillsyn/A 34935-2025 tillsynsbegäran.docx
@@ -712,7 +712,7 @@
     <w:r>
       <w:tab/>
       <w:tab/>
-      <w:t>2026-05-16</w:t>
+      <w:t>2026-05-17</w:t>
       <w:br/>
       <w:br/>
     </w:r>

--- a/tillsyn/A 34935-2025 tillsynsbegäran.docx
+++ b/tillsyn/A 34935-2025 tillsynsbegäran.docx
@@ -712,7 +712,7 @@
     <w:r>
       <w:tab/>
       <w:tab/>
-      <w:t>2026-05-17</w:t>
+      <w:t>2026-05-18</w:t>
       <w:br/>
       <w:br/>
     </w:r>

--- a/tillsyn/A 34935-2025 tillsynsbegäran.docx
+++ b/tillsyn/A 34935-2025 tillsynsbegäran.docx
@@ -712,7 +712,7 @@
     <w:r>
       <w:tab/>
       <w:tab/>
-      <w:t>2026-05-18</w:t>
+      <w:t>2026-05-19</w:t>
       <w:br/>
       <w:br/>
     </w:r>

--- a/tillsyn/A 34935-2025 tillsynsbegäran.docx
+++ b/tillsyn/A 34935-2025 tillsynsbegäran.docx
@@ -712,7 +712,7 @@
     <w:r>
       <w:tab/>
       <w:tab/>
-      <w:t>2026-05-19</w:t>
+      <w:t>2026-05-20</w:t>
       <w:br/>
       <w:br/>
     </w:r>

--- a/tillsyn/A 34935-2025 tillsynsbegäran.docx
+++ b/tillsyn/A 34935-2025 tillsynsbegäran.docx
@@ -712,7 +712,7 @@
     <w:r>
       <w:tab/>
       <w:tab/>
-      <w:t>2026-05-20</w:t>
+      <w:t>2026-05-21</w:t>
       <w:br/>
       <w:br/>
     </w:r>

--- a/tillsyn/A 34935-2025 tillsynsbegäran.docx
+++ b/tillsyn/A 34935-2025 tillsynsbegäran.docx
@@ -712,7 +712,7 @@
     <w:r>
       <w:tab/>
       <w:tab/>
-      <w:t>2026-05-21</w:t>
+      <w:t>2026-05-22</w:t>
       <w:br/>
       <w:br/>
     </w:r>

--- a/tillsyn/A 34935-2025 tillsynsbegäran.docx
+++ b/tillsyn/A 34935-2025 tillsynsbegäran.docx
@@ -712,7 +712,7 @@
     <w:r>
       <w:tab/>
       <w:tab/>
-      <w:t>2026-05-22</w:t>
+      <w:t>2026-05-23</w:t>
       <w:br/>
       <w:br/>
     </w:r>

--- a/tillsyn/A 34935-2025 tillsynsbegäran.docx
+++ b/tillsyn/A 34935-2025 tillsynsbegäran.docx
@@ -712,7 +712,7 @@
     <w:r>
       <w:tab/>
       <w:tab/>
-      <w:t>2026-05-23</w:t>
+      <w:t>2026-05-24</w:t>
       <w:br/>
       <w:br/>
     </w:r>

--- a/tillsyn/A 34935-2025 tillsynsbegäran.docx
+++ b/tillsyn/A 34935-2025 tillsynsbegäran.docx
@@ -712,7 +712,7 @@
     <w:r>
       <w:tab/>
       <w:tab/>
-      <w:t>2026-05-24</w:t>
+      <w:t>2026-05-25</w:t>
       <w:br/>
       <w:br/>
     </w:r>

--- a/tillsyn/A 34935-2025 tillsynsbegäran.docx
+++ b/tillsyn/A 34935-2025 tillsynsbegäran.docx
@@ -712,7 +712,7 @@
     <w:r>
       <w:tab/>
       <w:tab/>
-      <w:t>2026-05-25</w:t>
+      <w:t>2026-05-26</w:t>
       <w:br/>
       <w:br/>
     </w:r>

--- a/tillsyn/A 34935-2025 tillsynsbegäran.docx
+++ b/tillsyn/A 34935-2025 tillsynsbegäran.docx
@@ -712,7 +712,7 @@
     <w:r>
       <w:tab/>
       <w:tab/>
-      <w:t>2026-05-26</w:t>
+      <w:t>2026-05-27</w:t>
       <w:br/>
       <w:br/>
     </w:r>

--- a/tillsyn/A 34935-2025 tillsynsbegäran.docx
+++ b/tillsyn/A 34935-2025 tillsynsbegäran.docx
@@ -712,7 +712,7 @@
     <w:r>
       <w:tab/>
       <w:tab/>
-      <w:t>2026-05-27</w:t>
+      <w:t>2026-05-28</w:t>
       <w:br/>
       <w:br/>
     </w:r>

--- a/tillsyn/A 34935-2025 tillsynsbegäran.docx
+++ b/tillsyn/A 34935-2025 tillsynsbegäran.docx
@@ -712,7 +712,7 @@
     <w:r>
       <w:tab/>
       <w:tab/>
-      <w:t>2026-05-28</w:t>
+      <w:t>2026-05-29</w:t>
       <w:br/>
       <w:br/>
     </w:r>

--- a/tillsyn/A 34935-2025 tillsynsbegäran.docx
+++ b/tillsyn/A 34935-2025 tillsynsbegäran.docx
@@ -712,7 +712,7 @@
     <w:r>
       <w:tab/>
       <w:tab/>
-      <w:t>2026-05-29</w:t>
+      <w:t>2026-05-30</w:t>
       <w:br/>
       <w:br/>
     </w:r>

--- a/tillsyn/A 34935-2025 tillsynsbegäran.docx
+++ b/tillsyn/A 34935-2025 tillsynsbegäran.docx
@@ -712,7 +712,7 @@
     <w:r>
       <w:tab/>
       <w:tab/>
-      <w:t>2026-05-30</w:t>
+      <w:t>2026-05-31</w:t>
       <w:br/>
       <w:br/>
     </w:r>

--- a/tillsyn/A 34935-2025 tillsynsbegäran.docx
+++ b/tillsyn/A 34935-2025 tillsynsbegäran.docx
@@ -712,7 +712,7 @@
     <w:r>
       <w:tab/>
       <w:tab/>
-      <w:t>2026-05-31</w:t>
+      <w:t>2026-06-01</w:t>
       <w:br/>
       <w:br/>
     </w:r>
